--- a/非生产性物料数据平台_应用安全检测报告.docx
+++ b/非生产性物料数据平台_应用安全检测报告.docx
@@ -77,7 +77,7 @@
           <w:b w:val="0"/>
           <w:sz w:val="26"/>
         </w:rPr>
-        <w:t>测试人员：兰浩淼</w:t>
+        <w:t>测试人员：AI安全员</w:t>
       </w:r>
     </w:p>
     <w:p>
@@ -506,6 +506,70 @@
           </w:tcPr>
           <w:p>
             <w:r>
+              <w:t>本机 TCP 代理抓包（逐字节抓包分析）</w:t>
+            </w:r>
+          </w:p>
+        </w:tc>
+        <w:tc>
+          <w:tcPr>
+            <w:tcW w:type="dxa" w:w="2880"/>
+          </w:tcPr>
+          <w:p>
+            <w:r>
+              <w:t>流量抓包</w:t>
+            </w:r>
+          </w:p>
+        </w:tc>
+        <w:tc>
+          <w:tcPr>
+            <w:tcW w:type="dxa" w:w="2880"/>
+          </w:tcPr>
+          <w:p>
+            <w:r>
+              <w:t>对登录与认证接口做真实链路抓包取证，验证 HTTP 明文传输口令/会话令牌</w:t>
+            </w:r>
+          </w:p>
+        </w:tc>
+      </w:tr>
+      <w:tr>
+        <w:tc>
+          <w:tcPr>
+            <w:tcW w:type="dxa" w:w="2880"/>
+          </w:tcPr>
+          <w:p>
+            <w:r>
+              <w:t>TCP connect 端口扫描（PowerShell TcpClient，内网侧）</w:t>
+            </w:r>
+          </w:p>
+        </w:tc>
+        <w:tc>
+          <w:tcPr>
+            <w:tcW w:type="dxa" w:w="2880"/>
+          </w:tcPr>
+          <w:p>
+            <w:r>
+              <w:t>端口扫描</w:t>
+            </w:r>
+          </w:p>
+        </w:tc>
+        <w:tc>
+          <w:tcPr>
+            <w:tcW w:type="dxa" w:w="2880"/>
+          </w:tcPr>
+          <w:p>
+            <w:r>
+              <w:t>从授权内网位置对目标主机常用及管理/高危端口做 TCP 连接扫描与暴露面核查</w:t>
+            </w:r>
+          </w:p>
+        </w:tc>
+      </w:tr>
+      <w:tr>
+        <w:tc>
+          <w:tcPr>
+            <w:tcW w:type="dxa" w:w="2880"/>
+          </w:tcPr>
+          <w:p>
+            <w:r>
               <w:t>cpolar</w:t>
             </w:r>
           </w:p>
@@ -684,7 +748,49 @@
           </w:tcPr>
           <w:p>
             <w:r>
-              <w:t>兰浩淼</w:t>
+              <w:t>AI安全员</w:t>
+            </w:r>
+          </w:p>
+        </w:tc>
+      </w:tr>
+      <w:tr>
+        <w:tc>
+          <w:tcPr>
+            <w:tcW w:type="dxa" w:w="2160"/>
+          </w:tcPr>
+          <w:p>
+            <w:r>
+              <w:t>2026-07-21</w:t>
+            </w:r>
+          </w:p>
+        </w:tc>
+        <w:tc>
+          <w:tcPr>
+            <w:tcW w:type="dxa" w:w="2160"/>
+          </w:tcPr>
+          <w:p>
+            <w:r>
+              <w:t>V1.1</w:t>
+            </w:r>
+          </w:p>
+        </w:tc>
+        <w:tc>
+          <w:tcPr>
+            <w:tcW w:type="dxa" w:w="2160"/>
+          </w:tcPr>
+          <w:p>
+            <w:r>
+              <w:t>补充链路抓包取证与全端口扫描</w:t>
+            </w:r>
+          </w:p>
+        </w:tc>
+        <w:tc>
+          <w:tcPr>
+            <w:tcW w:type="dxa" w:w="2160"/>
+          </w:tcPr>
+          <w:p>
+            <w:r>
+              <w:t>AI安全员</w:t>
             </w:r>
           </w:p>
         </w:tc>
@@ -829,7 +935,7 @@
         <w:rPr>
           <w:i w:val="0"/>
         </w:rPr>
-        <w:t>本次安全检测共完成 55 项检测内容，共计发现 20 个安全风险，其中高危风险 2 个、中危风险 7 个、低危风险 11 个（判定为“不符合”）。另有“符合” 27 项、“未测试” 5 项、“不涉及” 3 项。</w:t>
+        <w:t>本次安全检测共完成 55 项检测内容，共计发现 20 个安全风险，其中高危风险 2 个、中危风险 7 个、低危风险 11 个（判定为“不符合”）。另有“符合” 28 项、“未测试” 4 项、“不涉及” 3 项。</w:t>
       </w:r>
     </w:p>
     <w:p>
@@ -837,7 +943,7 @@
         <w:rPr>
           <w:i w:val="0"/>
         </w:rPr>
-        <w:t>“未测试” 5 项系因测试条件受限（如缺少对照账号、生产环境非破坏性约束、经隧道无法验证等）无法完成验证，据实标记并说明原因；“不涉及” 3 项系统不涉及对应功能场景。</w:t>
+        <w:t>“未测试” 4 项系因测试条件受限（如缺少对照账号、生产环境非破坏性约束、经隧道无法验证等）无法完成验证，据实标记并说明原因；“不涉及” 3 项系统不涉及对应功能场景。</w:t>
       </w:r>
     </w:p>
     <w:p>
@@ -2236,9 +2342,9 @@
             <w:r>
               <w:rPr>
                 <w:b/>
-                <w:color w:val="BF8F00"/>
-              </w:rPr>
-              <w:t>未测试</w:t>
+                <w:color w:val="008000"/>
+              </w:rPr>
+              <w:t>符合</w:t>
             </w:r>
           </w:p>
         </w:tc>
@@ -2264,7 +2370,7 @@
           </w:tcPr>
           <w:p>
             <w:r>
-              <w:t>经 cpolar http 隧道仅可达应用 80/HTTP 端口（Server: nginx/1.30.2）；受隧道方式限制，无法对内网主机 10.124.253.92 做全端口扫描，无法核对管理端/业务端端口分离、AJP 隔离及管理端 IP 白名单。</w:t>
+              <w:t>从授权内网侧对目标主机 10.124.253.92 做 TCP connect 端口扫描（覆盖常用服务与 SSH/RDP/MySQL/MSSQL/PgSQL/Redis/MongoDB/Memcached/Docker/ZK/ES/Kibana/RabbitMQ/Hadoop/Kubelet 及各类管理控制台等高危及管理端口）。结果仅 80/HTTP（nginx/1.30.2 业务应用）开放，上述高危及管理端口均未开放，对外端口暴露面收敛、仅暴露必要业务端口。</w:t>
             </w:r>
           </w:p>
         </w:tc>
@@ -2290,7 +2396,7 @@
           </w:tcPr>
           <w:p>
             <w:r>
-              <w:t>对管理端与业务端进行端口分离，管理端限制 IP/IP 段白名单访问；关闭非必要高危端口，隔离 AJP 等内部协议。</w:t>
+              <w:t>维持最小化端口暴露，仅开放必要业务端口；管理/运维端口继续保持不对外暴露并限制来源 IP。</w:t>
             </w:r>
           </w:p>
         </w:tc>
@@ -2316,12 +2422,63 @@
           </w:tcPr>
           <w:p>
             <w:r>
-              <w:t>受内网穿透方式限制，未做全端口扫描</w:t>
+              <w:t>内网侧 TCP 扫描；覆盖常用+管理/高危端口</w:t>
             </w:r>
           </w:p>
         </w:tc>
       </w:tr>
     </w:tbl>
+    <w:p>
+      <w:pPr>
+        <w:jc w:val="center"/>
+      </w:pPr>
+      <w:r>
+        <w:drawing>
+          <wp:inline xmlns:a="http://schemas.openxmlformats.org/drawingml/2006/main" xmlns:pic="http://schemas.openxmlformats.org/drawingml/2006/picture">
+            <wp:extent cx="4937760" cy="2142635"/>
+            <wp:docPr id="1" name="Picture 1"/>
+            <wp:cNvGraphicFramePr>
+              <a:graphicFrameLocks noChangeAspect="1"/>
+            </wp:cNvGraphicFramePr>
+            <a:graphic>
+              <a:graphicData uri="http://schemas.openxmlformats.org/drawingml/2006/picture">
+                <pic:pic>
+                  <pic:nvPicPr>
+                    <pic:cNvPr id="0" name="fig10_portscan.png"/>
+                    <pic:cNvPicPr/>
+                  </pic:nvPicPr>
+                  <pic:blipFill>
+                    <a:blip r:embed="rId9"/>
+                    <a:stretch>
+                      <a:fillRect/>
+                    </a:stretch>
+                  </pic:blipFill>
+                  <pic:spPr>
+                    <a:xfrm>
+                      <a:off x="0" y="0"/>
+                      <a:ext cx="4937760" cy="2142635"/>
+                    </a:xfrm>
+                    <a:prstGeom prst="rect"/>
+                  </pic:spPr>
+                </pic:pic>
+              </a:graphicData>
+            </a:graphic>
+          </wp:inline>
+        </w:drawing>
+      </w:r>
+    </w:p>
+    <w:p>
+      <w:pPr>
+        <w:jc w:val="center"/>
+      </w:pPr>
+      <w:r>
+        <w:rPr>
+          <w:i/>
+          <w:sz w:val="18"/>
+        </w:rPr>
+        <w:t>图: 端口扫描（仅 80/HTTP 开放）</w:t>
+      </w:r>
+    </w:p>
     <w:p/>
     <w:p>
       <w:pPr>
@@ -4098,7 +4255,7 @@
         <w:drawing>
           <wp:inline xmlns:a="http://schemas.openxmlformats.org/drawingml/2006/main" xmlns:pic="http://schemas.openxmlformats.org/drawingml/2006/picture">
             <wp:extent cx="4937760" cy="2777490"/>
-            <wp:docPr id="1" name="Picture 1"/>
+            <wp:docPr id="2" name="Picture 2"/>
             <wp:cNvGraphicFramePr>
               <a:graphicFrameLocks noChangeAspect="1"/>
             </wp:cNvGraphicFramePr>
@@ -4110,7 +4267,7 @@
                     <pic:cNvPicPr/>
                   </pic:nvPicPr>
                   <pic:blipFill>
-                    <a:blip r:embed="rId9"/>
+                    <a:blip r:embed="rId10"/>
                     <a:stretch>
                       <a:fillRect/>
                     </a:stretch>
@@ -5600,7 +5757,7 @@
         <w:drawing>
           <wp:inline xmlns:a="http://schemas.openxmlformats.org/drawingml/2006/main" xmlns:pic="http://schemas.openxmlformats.org/drawingml/2006/picture">
             <wp:extent cx="4937760" cy="2777490"/>
-            <wp:docPr id="2" name="Picture 2"/>
+            <wp:docPr id="3" name="Picture 3"/>
             <wp:cNvGraphicFramePr>
               <a:graphicFrameLocks noChangeAspect="1"/>
             </wp:cNvGraphicFramePr>
@@ -5612,7 +5769,7 @@
                     <pic:cNvPicPr/>
                   </pic:nvPicPr>
                   <pic:blipFill>
-                    <a:blip r:embed="rId10"/>
+                    <a:blip r:embed="rId11"/>
                     <a:stretch>
                       <a:fillRect/>
                     </a:stretch>
@@ -5934,7 +6091,7 @@
         <w:drawing>
           <wp:inline xmlns:a="http://schemas.openxmlformats.org/drawingml/2006/main" xmlns:pic="http://schemas.openxmlformats.org/drawingml/2006/picture">
             <wp:extent cx="4937760" cy="2777490"/>
-            <wp:docPr id="3" name="Picture 3"/>
+            <wp:docPr id="4" name="Picture 4"/>
             <wp:cNvGraphicFramePr>
               <a:graphicFrameLocks noChangeAspect="1"/>
             </wp:cNvGraphicFramePr>
@@ -5946,7 +6103,7 @@
                     <pic:cNvPicPr/>
                   </pic:nvPicPr>
                   <pic:blipFill>
-                    <a:blip r:embed="rId11"/>
+                    <a:blip r:embed="rId12"/>
                     <a:stretch>
                       <a:fillRect/>
                     </a:stretch>
@@ -6274,7 +6431,7 @@
         <w:drawing>
           <wp:inline xmlns:a="http://schemas.openxmlformats.org/drawingml/2006/main" xmlns:pic="http://schemas.openxmlformats.org/drawingml/2006/picture">
             <wp:extent cx="4937760" cy="2777490"/>
-            <wp:docPr id="4" name="Picture 4"/>
+            <wp:docPr id="5" name="Picture 5"/>
             <wp:cNvGraphicFramePr>
               <a:graphicFrameLocks noChangeAspect="1"/>
             </wp:cNvGraphicFramePr>
@@ -6286,7 +6443,7 @@
                     <pic:cNvPicPr/>
                   </pic:nvPicPr>
                   <pic:blipFill>
-                    <a:blip r:embed="rId10"/>
+                    <a:blip r:embed="rId11"/>
                     <a:stretch>
                       <a:fillRect/>
                     </a:stretch>
@@ -6897,7 +7054,7 @@
         <w:drawing>
           <wp:inline xmlns:a="http://schemas.openxmlformats.org/drawingml/2006/main" xmlns:pic="http://schemas.openxmlformats.org/drawingml/2006/picture">
             <wp:extent cx="4937760" cy="2777490"/>
-            <wp:docPr id="5" name="Picture 5"/>
+            <wp:docPr id="6" name="Picture 6"/>
             <wp:cNvGraphicFramePr>
               <a:graphicFrameLocks noChangeAspect="1"/>
             </wp:cNvGraphicFramePr>
@@ -6909,7 +7066,7 @@
                     <pic:cNvPicPr/>
                   </pic:nvPicPr>
                   <pic:blipFill>
-                    <a:blip r:embed="rId12"/>
+                    <a:blip r:embed="rId13"/>
                     <a:stretch>
                       <a:fillRect/>
                     </a:stretch>
@@ -8413,7 +8570,7 @@
         <w:drawing>
           <wp:inline xmlns:a="http://schemas.openxmlformats.org/drawingml/2006/main" xmlns:pic="http://schemas.openxmlformats.org/drawingml/2006/picture">
             <wp:extent cx="4937760" cy="2777490"/>
-            <wp:docPr id="6" name="Picture 6"/>
+            <wp:docPr id="7" name="Picture 7"/>
             <wp:cNvGraphicFramePr>
               <a:graphicFrameLocks noChangeAspect="1"/>
             </wp:cNvGraphicFramePr>
@@ -8425,7 +8582,7 @@
                     <pic:cNvPicPr/>
                   </pic:nvPicPr>
                   <pic:blipFill>
-                    <a:blip r:embed="rId13"/>
+                    <a:blip r:embed="rId14"/>
                     <a:stretch>
                       <a:fillRect/>
                     </a:stretch>
@@ -11936,7 +12093,7 @@
         <w:drawing>
           <wp:inline xmlns:a="http://schemas.openxmlformats.org/drawingml/2006/main" xmlns:pic="http://schemas.openxmlformats.org/drawingml/2006/picture">
             <wp:extent cx="4937760" cy="2777490"/>
-            <wp:docPr id="7" name="Picture 7"/>
+            <wp:docPr id="8" name="Picture 8"/>
             <wp:cNvGraphicFramePr>
               <a:graphicFrameLocks noChangeAspect="1"/>
             </wp:cNvGraphicFramePr>
@@ -11948,7 +12105,7 @@
                     <pic:cNvPicPr/>
                   </pic:nvPicPr>
                   <pic:blipFill>
-                    <a:blip r:embed="rId14"/>
+                    <a:blip r:embed="rId15"/>
                     <a:stretch>
                       <a:fillRect/>
                     </a:stretch>
@@ -12276,7 +12433,7 @@
         <w:drawing>
           <wp:inline xmlns:a="http://schemas.openxmlformats.org/drawingml/2006/main" xmlns:pic="http://schemas.openxmlformats.org/drawingml/2006/picture">
             <wp:extent cx="4937760" cy="2777490"/>
-            <wp:docPr id="8" name="Picture 8"/>
+            <wp:docPr id="9" name="Picture 9"/>
             <wp:cNvGraphicFramePr>
               <a:graphicFrameLocks noChangeAspect="1"/>
             </wp:cNvGraphicFramePr>
@@ -12288,7 +12445,7 @@
                     <pic:cNvPicPr/>
                   </pic:nvPicPr>
                   <pic:blipFill>
-                    <a:blip r:embed="rId14"/>
+                    <a:blip r:embed="rId15"/>
                     <a:stretch>
                       <a:fillRect/>
                     </a:stretch>
@@ -12610,7 +12767,7 @@
         <w:drawing>
           <wp:inline xmlns:a="http://schemas.openxmlformats.org/drawingml/2006/main" xmlns:pic="http://schemas.openxmlformats.org/drawingml/2006/picture">
             <wp:extent cx="4937760" cy="2777490"/>
-            <wp:docPr id="9" name="Picture 9"/>
+            <wp:docPr id="10" name="Picture 10"/>
             <wp:cNvGraphicFramePr>
               <a:graphicFrameLocks noChangeAspect="1"/>
             </wp:cNvGraphicFramePr>
@@ -12622,7 +12779,7 @@
                     <pic:cNvPicPr/>
                   </pic:nvPicPr>
                   <pic:blipFill>
-                    <a:blip r:embed="rId13"/>
+                    <a:blip r:embed="rId14"/>
                     <a:stretch>
                       <a:fillRect/>
                     </a:stretch>
@@ -12892,7 +13049,7 @@
           </w:tcPr>
           <w:p>
             <w:r>
-              <w:t>全站采用 HTTP 明文（浏览器地址栏显示 Not secure）。登录口令虽经 RSA 加密，但服务端返回的会话令牌（JWT）及全部业务数据均经 HTTP 明文传输，攻击者在链路中间可嗅探窃取令牌进而接管会话。</w:t>
+              <w:t>全站采用 HTTP 明文。经本机 TCP 代理对实际链路逐字节抓包取证：登录请求（口令经 RSA 加密）与后续认证请求头 Authorization: Bearer &lt;JWT 会话令牌&gt; 均以明文经 HTTP 传输（响应 Server: nginx/1.30.2）。攻击者在链路中间可直接嗅探截获会话令牌并重放接管会话。（抓包内容口令/令牌已脱敏）</w:t>
             </w:r>
           </w:p>
         </w:tc>
@@ -12918,7 +13075,7 @@
           </w:tcPr>
           <w:p>
             <w:r>
-              <w:t>全站强制启用 HTTPS/TLS 并配置 HSTS，敏感数据全程加密传输。</w:t>
+              <w:t>全站强制启用 HTTPS/TLS 并配置 HSTS，敏感数据与会话令牌全程加密传输。</w:t>
             </w:r>
           </w:p>
         </w:tc>
@@ -12943,7 +13100,9 @@
             <w:tcW w:type="dxa" w:w="7488"/>
           </w:tcPr>
           <w:p>
-            <w:r/>
+            <w:r>
+              <w:t>抓包取证，口令/令牌已脱敏</w:t>
+            </w:r>
           </w:p>
         </w:tc>
       </w:tr>
@@ -12955,8 +13114,8 @@
       <w:r>
         <w:drawing>
           <wp:inline xmlns:a="http://schemas.openxmlformats.org/drawingml/2006/main" xmlns:pic="http://schemas.openxmlformats.org/drawingml/2006/picture">
-            <wp:extent cx="4937760" cy="2777490"/>
-            <wp:docPr id="10" name="Picture 10"/>
+            <wp:extent cx="4937760" cy="4987975"/>
+            <wp:docPr id="11" name="Picture 11"/>
             <wp:cNvGraphicFramePr>
               <a:graphicFrameLocks noChangeAspect="1"/>
             </wp:cNvGraphicFramePr>
@@ -12964,11 +13123,11 @@
               <a:graphicData uri="http://schemas.openxmlformats.org/drawingml/2006/picture">
                 <pic:pic>
                   <pic:nvPicPr>
-                    <pic:cNvPr id="0" name="fig01_login_http.png"/>
+                    <pic:cNvPr id="0" name="fig09_packet_capture.png"/>
                     <pic:cNvPicPr/>
                   </pic:nvPicPr>
                   <pic:blipFill>
-                    <a:blip r:embed="rId11"/>
+                    <a:blip r:embed="rId16"/>
                     <a:stretch>
                       <a:fillRect/>
                     </a:stretch>
@@ -12976,7 +13135,7 @@
                   <pic:spPr>
                     <a:xfrm>
                       <a:off x="0" y="0"/>
-                      <a:ext cx="4937760" cy="2777490"/>
+                      <a:ext cx="4937760" cy="4987975"/>
                     </a:xfrm>
                     <a:prstGeom prst="rect"/>
                   </pic:spPr>
@@ -12996,7 +13155,7 @@
           <w:i/>
           <w:sz w:val="18"/>
         </w:rPr>
-        <w:t>图: 全站 HTTP 明文（Not secure）</w:t>
+        <w:t>图: 链路抓包——会话令牌(Bearer JWT)经 HTTP 明文传输</w:t>
       </w:r>
     </w:p>
     <w:p/>
@@ -13296,7 +13455,7 @@
         <w:drawing>
           <wp:inline xmlns:a="http://schemas.openxmlformats.org/drawingml/2006/main" xmlns:pic="http://schemas.openxmlformats.org/drawingml/2006/picture">
             <wp:extent cx="4937760" cy="2777490"/>
-            <wp:docPr id="11" name="Picture 11"/>
+            <wp:docPr id="12" name="Picture 12"/>
             <wp:cNvGraphicFramePr>
               <a:graphicFrameLocks noChangeAspect="1"/>
             </wp:cNvGraphicFramePr>
@@ -13308,7 +13467,7 @@
                     <pic:cNvPicPr/>
                   </pic:nvPicPr>
                   <pic:blipFill>
-                    <a:blip r:embed="rId12"/>
+                    <a:blip r:embed="rId13"/>
                     <a:stretch>
                       <a:fillRect/>
                     </a:stretch>
@@ -13953,7 +14112,7 @@
         <w:drawing>
           <wp:inline xmlns:a="http://schemas.openxmlformats.org/drawingml/2006/main" xmlns:pic="http://schemas.openxmlformats.org/drawingml/2006/picture">
             <wp:extent cx="4937760" cy="2777490"/>
-            <wp:docPr id="12" name="Picture 12"/>
+            <wp:docPr id="13" name="Picture 13"/>
             <wp:cNvGraphicFramePr>
               <a:graphicFrameLocks noChangeAspect="1"/>
             </wp:cNvGraphicFramePr>
@@ -13965,7 +14124,7 @@
                     <pic:cNvPicPr/>
                   </pic:nvPicPr>
                   <pic:blipFill>
-                    <a:blip r:embed="rId11"/>
+                    <a:blip r:embed="rId12"/>
                     <a:stretch>
                       <a:fillRect/>
                     </a:stretch>
@@ -18114,7 +18273,7 @@
         <w:drawing>
           <wp:inline xmlns:a="http://schemas.openxmlformats.org/drawingml/2006/main" xmlns:pic="http://schemas.openxmlformats.org/drawingml/2006/picture">
             <wp:extent cx="4937760" cy="2777490"/>
-            <wp:docPr id="13" name="Picture 13"/>
+            <wp:docPr id="14" name="Picture 14"/>
             <wp:cNvGraphicFramePr>
               <a:graphicFrameLocks noChangeAspect="1"/>
             </wp:cNvGraphicFramePr>
@@ -18126,7 +18285,7 @@
                     <pic:cNvPicPr/>
                   </pic:nvPicPr>
                   <pic:blipFill>
-                    <a:blip r:embed="rId15"/>
+                    <a:blip r:embed="rId17"/>
                     <a:stretch>
                       <a:fillRect/>
                     </a:stretch>

--- a/非生产性物料数据平台_应用安全检测报告.docx
+++ b/非生产性物料数据平台_应用安全检测报告.docx
@@ -2232,7 +2232,11 @@
           </w:tcPr>
           <w:p>
             <w:r>
-              <w:t>—</w:t>
+              <w:rPr>
+                <w:b/>
+                <w:color w:val="E36C09"/>
+              </w:rPr>
+              <w:t>中</w:t>
             </w:r>
           </w:p>
         </w:tc>
@@ -2580,7 +2584,11 @@
           </w:tcPr>
           <w:p>
             <w:r>
-              <w:t>—</w:t>
+              <w:rPr>
+                <w:b/>
+                <w:color w:val="E36C09"/>
+              </w:rPr>
+              <w:t>中</w:t>
             </w:r>
           </w:p>
         </w:tc>
@@ -4391,7 +4399,11 @@
           </w:tcPr>
           <w:p>
             <w:r>
-              <w:t>—</w:t>
+              <w:rPr>
+                <w:b/>
+                <w:color w:val="E36C09"/>
+              </w:rPr>
+              <w:t>中</w:t>
             </w:r>
           </w:p>
         </w:tc>
@@ -5272,7 +5284,11 @@
           </w:tcPr>
           <w:p>
             <w:r>
-              <w:t>—</w:t>
+              <w:rPr>
+                <w:b/>
+                <w:color w:val="E36C09"/>
+              </w:rPr>
+              <w:t>中</w:t>
             </w:r>
           </w:p>
         </w:tc>
@@ -5555,7 +5571,11 @@
           </w:tcPr>
           <w:p>
             <w:r>
-              <w:t>—</w:t>
+              <w:rPr>
+                <w:b/>
+                <w:color w:val="E36C09"/>
+              </w:rPr>
+              <w:t>中</w:t>
             </w:r>
           </w:p>
         </w:tc>
@@ -5893,7 +5913,11 @@
           </w:tcPr>
           <w:p>
             <w:r>
-              <w:t>—</w:t>
+              <w:rPr>
+                <w:b/>
+                <w:color w:val="E36C09"/>
+              </w:rPr>
+              <w:t>中</w:t>
             </w:r>
           </w:p>
         </w:tc>
@@ -6854,7 +6878,11 @@
           </w:tcPr>
           <w:p>
             <w:r>
-              <w:t>—</w:t>
+              <w:rPr>
+                <w:b/>
+                <w:color w:val="E36C09"/>
+              </w:rPr>
+              <w:t>中</w:t>
             </w:r>
           </w:p>
         </w:tc>
@@ -7198,7 +7226,11 @@
           </w:tcPr>
           <w:p>
             <w:r>
-              <w:t>—</w:t>
+              <w:rPr>
+                <w:b/>
+                <w:color w:val="E36C09"/>
+              </w:rPr>
+              <w:t>中</w:t>
             </w:r>
           </w:p>
         </w:tc>
@@ -7489,7 +7521,11 @@
           </w:tcPr>
           <w:p>
             <w:r>
-              <w:t>—</w:t>
+              <w:rPr>
+                <w:b/>
+                <w:color w:val="C00000"/>
+              </w:rPr>
+              <w:t>高</w:t>
             </w:r>
           </w:p>
         </w:tc>
@@ -8075,7 +8111,11 @@
           </w:tcPr>
           <w:p>
             <w:r>
-              <w:t>—</w:t>
+              <w:rPr>
+                <w:b/>
+                <w:color w:val="E36C09"/>
+              </w:rPr>
+              <w:t>中</w:t>
             </w:r>
           </w:p>
         </w:tc>
@@ -8372,7 +8412,11 @@
           </w:tcPr>
           <w:p>
             <w:r>
-              <w:t>—</w:t>
+              <w:rPr>
+                <w:b/>
+                <w:color w:val="E36C09"/>
+              </w:rPr>
+              <w:t>中</w:t>
             </w:r>
           </w:p>
         </w:tc>
@@ -8993,7 +9037,11 @@
           </w:tcPr>
           <w:p>
             <w:r>
-              <w:t>—</w:t>
+              <w:rPr>
+                <w:b/>
+                <w:color w:val="E36C09"/>
+              </w:rPr>
+              <w:t>中</w:t>
             </w:r>
           </w:p>
         </w:tc>
@@ -9278,7 +9326,11 @@
           </w:tcPr>
           <w:p>
             <w:r>
-              <w:t>—</w:t>
+              <w:rPr>
+                <w:b/>
+                <w:color w:val="E36C09"/>
+              </w:rPr>
+              <w:t>中</w:t>
             </w:r>
           </w:p>
         </w:tc>
@@ -9858,7 +9910,11 @@
           </w:tcPr>
           <w:p>
             <w:r>
-              <w:t>—</w:t>
+              <w:rPr>
+                <w:b/>
+                <w:color w:val="E36C09"/>
+              </w:rPr>
+              <w:t>中</w:t>
             </w:r>
           </w:p>
         </w:tc>
@@ -10448,7 +10504,11 @@
           </w:tcPr>
           <w:p>
             <w:r>
-              <w:t>—</w:t>
+              <w:rPr>
+                <w:b/>
+                <w:color w:val="E36C09"/>
+              </w:rPr>
+              <w:t>中</w:t>
             </w:r>
           </w:p>
         </w:tc>
@@ -10747,7 +10807,11 @@
           </w:tcPr>
           <w:p>
             <w:r>
-              <w:t>—</w:t>
+              <w:rPr>
+                <w:b/>
+                <w:color w:val="E36C09"/>
+              </w:rPr>
+              <w:t>中</w:t>
             </w:r>
           </w:p>
         </w:tc>
@@ -11030,7 +11094,11 @@
           </w:tcPr>
           <w:p>
             <w:r>
-              <w:t>—</w:t>
+              <w:rPr>
+                <w:b/>
+                <w:color w:val="E36C09"/>
+              </w:rPr>
+              <w:t>中</w:t>
             </w:r>
           </w:p>
         </w:tc>
@@ -11315,7 +11383,11 @@
           </w:tcPr>
           <w:p>
             <w:r>
-              <w:t>—</w:t>
+              <w:rPr>
+                <w:b/>
+                <w:color w:val="C00000"/>
+              </w:rPr>
+              <w:t>高</w:t>
             </w:r>
           </w:p>
         </w:tc>
@@ -11598,7 +11670,11 @@
           </w:tcPr>
           <w:p>
             <w:r>
-              <w:t>—</w:t>
+              <w:rPr>
+                <w:b/>
+                <w:color w:val="E36C09"/>
+              </w:rPr>
+              <w:t>中</w:t>
             </w:r>
           </w:p>
         </w:tc>
@@ -11891,7 +11967,11 @@
           </w:tcPr>
           <w:p>
             <w:r>
-              <w:t>—</w:t>
+              <w:rPr>
+                <w:b/>
+                <w:color w:val="E36C09"/>
+              </w:rPr>
+              <w:t>中</w:t>
             </w:r>
           </w:p>
         </w:tc>
@@ -12229,7 +12309,11 @@
           </w:tcPr>
           <w:p>
             <w:r>
-              <w:t>—</w:t>
+              <w:rPr>
+                <w:b/>
+                <w:color w:val="E36C09"/>
+              </w:rPr>
+              <w:t>中</w:t>
             </w:r>
           </w:p>
         </w:tc>
@@ -12569,7 +12653,11 @@
           </w:tcPr>
           <w:p>
             <w:r>
-              <w:t>—</w:t>
+              <w:rPr>
+                <w:b/>
+                <w:color w:val="E36C09"/>
+              </w:rPr>
+              <w:t>中</w:t>
             </w:r>
           </w:p>
         </w:tc>
@@ -14248,7 +14336,11 @@
           </w:tcPr>
           <w:p>
             <w:r>
-              <w:t>—</w:t>
+              <w:rPr>
+                <w:b/>
+                <w:color w:val="E36C09"/>
+              </w:rPr>
+              <w:t>中</w:t>
             </w:r>
           </w:p>
         </w:tc>
@@ -14539,7 +14631,11 @@
           </w:tcPr>
           <w:p>
             <w:r>
-              <w:t>—</w:t>
+              <w:rPr>
+                <w:b/>
+                <w:color w:val="C00000"/>
+              </w:rPr>
+              <w:t>高</w:t>
             </w:r>
           </w:p>
         </w:tc>
@@ -15121,7 +15217,11 @@
           </w:tcPr>
           <w:p>
             <w:r>
-              <w:t>—</w:t>
+              <w:rPr>
+                <w:b/>
+                <w:color w:val="E36C09"/>
+              </w:rPr>
+              <w:t>中</w:t>
             </w:r>
           </w:p>
         </w:tc>
@@ -15412,7 +15512,11 @@
           </w:tcPr>
           <w:p>
             <w:r>
-              <w:t>—</w:t>
+              <w:rPr>
+                <w:b/>
+                <w:color w:val="C00000"/>
+              </w:rPr>
+              <w:t>高</w:t>
             </w:r>
           </w:p>
         </w:tc>
@@ -15699,7 +15803,11 @@
           </w:tcPr>
           <w:p>
             <w:r>
-              <w:t>—</w:t>
+              <w:rPr>
+                <w:b/>
+                <w:color w:val="C00000"/>
+              </w:rPr>
+              <w:t>高</w:t>
             </w:r>
           </w:p>
         </w:tc>
@@ -15996,7 +16104,11 @@
           </w:tcPr>
           <w:p>
             <w:r>
-              <w:t>—</w:t>
+              <w:rPr>
+                <w:b/>
+                <w:color w:val="C00000"/>
+              </w:rPr>
+              <w:t>高</w:t>
             </w:r>
           </w:p>
         </w:tc>
@@ -16287,7 +16399,11 @@
           </w:tcPr>
           <w:p>
             <w:r>
-              <w:t>—</w:t>
+              <w:rPr>
+                <w:b/>
+                <w:color w:val="C00000"/>
+              </w:rPr>
+              <w:t>高</w:t>
             </w:r>
           </w:p>
         </w:tc>
@@ -16582,7 +16698,11 @@
           </w:tcPr>
           <w:p>
             <w:r>
-              <w:t>—</w:t>
+              <w:rPr>
+                <w:b/>
+                <w:color w:val="E36C09"/>
+              </w:rPr>
+              <w:t>中</w:t>
             </w:r>
           </w:p>
         </w:tc>
@@ -16871,7 +16991,11 @@
           </w:tcPr>
           <w:p>
             <w:r>
-              <w:t>—</w:t>
+              <w:rPr>
+                <w:b/>
+                <w:color w:val="C00000"/>
+              </w:rPr>
+              <w:t>高</w:t>
             </w:r>
           </w:p>
         </w:tc>
@@ -17186,7 +17310,11 @@
           </w:tcPr>
           <w:p>
             <w:r>
-              <w:t>—</w:t>
+              <w:rPr>
+                <w:b/>
+                <w:color w:val="E36C09"/>
+              </w:rPr>
+              <w:t>中</w:t>
             </w:r>
           </w:p>
         </w:tc>
@@ -17481,7 +17609,11 @@
           </w:tcPr>
           <w:p>
             <w:r>
-              <w:t>—</w:t>
+              <w:rPr>
+                <w:b/>
+                <w:color w:val="C00000"/>
+              </w:rPr>
+              <w:t>高</w:t>
             </w:r>
           </w:p>
         </w:tc>
@@ -17778,7 +17910,11 @@
           </w:tcPr>
           <w:p>
             <w:r>
-              <w:t>—</w:t>
+              <w:rPr>
+                <w:b/>
+                <w:color w:val="E36C09"/>
+              </w:rPr>
+              <w:t>中</w:t>
             </w:r>
           </w:p>
         </w:tc>
@@ -18706,7 +18842,11 @@
           </w:tcPr>
           <w:p>
             <w:r>
-              <w:t>—</w:t>
+              <w:rPr>
+                <w:b/>
+                <w:color w:val="E36C09"/>
+              </w:rPr>
+              <w:t>中</w:t>
             </w:r>
           </w:p>
         </w:tc>
